--- a/Buoi4/BÁO CÁO TÓM TẮT KIỂM THỬ MẪU.docx
+++ b/Buoi4/BÁO CÁO TÓM TẮT KIỂM THỬ MẪU.docx
@@ -2943,7 +2943,11 @@
           <w:szCs w:val="26"/>
         </w:rPr>
       </w:pPr>
-      <w:r>
+    </w:p>
+    <w:p>
+      <w:pPr>
+        <w:spacing w:line="360" w:lineRule="auto"/>
+        <w:jc w:val="both"/>
         <w:rPr>
           <w:rFonts w:cs="Times New Roman"/>
           <w:b/>
@@ -2951,6 +2955,16 @@
           <w:sz w:val="26"/>
           <w:szCs w:val="26"/>
         </w:rPr>
+      </w:pPr>
+      <w:r>
+        <w:rPr>
+          <w:rFonts w:cs="Times New Roman"/>
+          <w:b/>
+          <w:bCs/>
+          <w:sz w:val="26"/>
+          <w:szCs w:val="26"/>
+        </w:rPr>
+        <w:lastRenderedPageBreak/>
         <w:t xml:space="preserve">b) Thông tin Báo Cáo </w:t>
       </w:r>
       <w:proofErr w:type="spellStart"/>
@@ -2997,7 +3011,6 @@
           <w:sz w:val="26"/>
           <w:szCs w:val="26"/>
         </w:rPr>
-        <w:lastRenderedPageBreak/>
         <w:t>Tổng</w:t>
       </w:r>
       <w:proofErr w:type="spellEnd"/>
@@ -5547,6 +5560,1813 @@
         <w:jc w:val="both"/>
         <w:rPr>
           <w:rFonts w:cs="Times New Roman"/>
+          <w:b/>
+          <w:bCs/>
+          <w:sz w:val="26"/>
+          <w:szCs w:val="26"/>
+        </w:rPr>
+      </w:pPr>
+    </w:p>
+    <w:p>
+      <w:pPr>
+        <w:spacing w:line="360" w:lineRule="auto"/>
+        <w:jc w:val="both"/>
+        <w:rPr>
+          <w:rFonts w:cs="Times New Roman"/>
+          <w:b/>
+          <w:bCs/>
+          <w:sz w:val="26"/>
+          <w:szCs w:val="26"/>
+        </w:rPr>
+      </w:pPr>
+    </w:p>
+    <w:p>
+      <w:pPr>
+        <w:spacing w:line="360" w:lineRule="auto"/>
+        <w:jc w:val="both"/>
+        <w:rPr>
+          <w:rFonts w:cs="Times New Roman"/>
+          <w:b/>
+          <w:bCs/>
+          <w:sz w:val="26"/>
+          <w:szCs w:val="26"/>
+        </w:rPr>
+      </w:pPr>
+    </w:p>
+    <w:p>
+      <w:pPr>
+        <w:spacing w:line="360" w:lineRule="auto"/>
+        <w:jc w:val="both"/>
+        <w:rPr>
+          <w:rFonts w:cs="Times New Roman"/>
+          <w:b/>
+          <w:bCs/>
+          <w:sz w:val="26"/>
+          <w:szCs w:val="26"/>
+        </w:rPr>
+      </w:pPr>
+    </w:p>
+    <w:p>
+      <w:pPr>
+        <w:spacing w:line="360" w:lineRule="auto"/>
+        <w:jc w:val="both"/>
+        <w:rPr>
+          <w:rFonts w:cs="Times New Roman"/>
+          <w:b/>
+          <w:bCs/>
+          <w:sz w:val="26"/>
+          <w:szCs w:val="26"/>
+        </w:rPr>
+      </w:pPr>
+    </w:p>
+    <w:p>
+      <w:pPr>
+        <w:spacing w:line="360" w:lineRule="auto"/>
+        <w:jc w:val="both"/>
+        <w:rPr>
+          <w:rFonts w:cs="Times New Roman"/>
+          <w:b/>
+          <w:bCs/>
+          <w:sz w:val="26"/>
+          <w:szCs w:val="26"/>
+        </w:rPr>
+      </w:pPr>
+      <w:r>
+        <w:rPr>
+          <w:rFonts w:cs="Times New Roman"/>
+          <w:b/>
+          <w:bCs/>
+          <w:sz w:val="26"/>
+          <w:szCs w:val="26"/>
+        </w:rPr>
+        <w:lastRenderedPageBreak/>
+        <w:t xml:space="preserve">d) </w:t>
+      </w:r>
+      <w:proofErr w:type="spellStart"/>
+      <w:r>
+        <w:rPr>
+          <w:rFonts w:cs="Times New Roman"/>
+          <w:b/>
+          <w:bCs/>
+          <w:sz w:val="26"/>
+          <w:szCs w:val="26"/>
+        </w:rPr>
+        <w:t>Kết</w:t>
+      </w:r>
+      <w:proofErr w:type="spellEnd"/>
+      <w:r>
+        <w:rPr>
+          <w:rFonts w:cs="Times New Roman"/>
+          <w:b/>
+          <w:bCs/>
+          <w:sz w:val="26"/>
+          <w:szCs w:val="26"/>
+        </w:rPr>
+        <w:t xml:space="preserve"> </w:t>
+      </w:r>
+      <w:proofErr w:type="spellStart"/>
+      <w:r>
+        <w:rPr>
+          <w:rFonts w:cs="Times New Roman"/>
+          <w:b/>
+          <w:bCs/>
+          <w:sz w:val="26"/>
+          <w:szCs w:val="26"/>
+        </w:rPr>
+        <w:t>luận</w:t>
+      </w:r>
+      <w:proofErr w:type="spellEnd"/>
+      <w:r>
+        <w:rPr>
+          <w:rFonts w:cs="Times New Roman"/>
+          <w:b/>
+          <w:bCs/>
+          <w:sz w:val="26"/>
+          <w:szCs w:val="26"/>
+        </w:rPr>
+        <w:t xml:space="preserve"> </w:t>
+      </w:r>
+      <w:proofErr w:type="spellStart"/>
+      <w:r>
+        <w:rPr>
+          <w:rFonts w:cs="Times New Roman"/>
+          <w:b/>
+          <w:bCs/>
+          <w:sz w:val="26"/>
+          <w:szCs w:val="26"/>
+        </w:rPr>
+        <w:t>và</w:t>
+      </w:r>
+      <w:proofErr w:type="spellEnd"/>
+      <w:r>
+        <w:rPr>
+          <w:rFonts w:cs="Times New Roman"/>
+          <w:b/>
+          <w:bCs/>
+          <w:sz w:val="26"/>
+          <w:szCs w:val="26"/>
+        </w:rPr>
+        <w:t xml:space="preserve"> </w:t>
+      </w:r>
+      <w:proofErr w:type="spellStart"/>
+      <w:r>
+        <w:rPr>
+          <w:rFonts w:cs="Times New Roman"/>
+          <w:b/>
+          <w:bCs/>
+          <w:sz w:val="26"/>
+          <w:szCs w:val="26"/>
+        </w:rPr>
+        <w:t>Đề</w:t>
+      </w:r>
+      <w:proofErr w:type="spellEnd"/>
+      <w:r>
+        <w:rPr>
+          <w:rFonts w:cs="Times New Roman"/>
+          <w:b/>
+          <w:bCs/>
+          <w:sz w:val="26"/>
+          <w:szCs w:val="26"/>
+        </w:rPr>
+        <w:t xml:space="preserve"> </w:t>
+      </w:r>
+      <w:proofErr w:type="spellStart"/>
+      <w:r>
+        <w:rPr>
+          <w:rFonts w:cs="Times New Roman"/>
+          <w:b/>
+          <w:bCs/>
+          <w:sz w:val="26"/>
+          <w:szCs w:val="26"/>
+        </w:rPr>
+        <w:t>xuất</w:t>
+      </w:r>
+      <w:proofErr w:type="spellEnd"/>
+    </w:p>
+    <w:p>
+      <w:pPr>
+        <w:spacing w:line="360" w:lineRule="auto"/>
+        <w:jc w:val="both"/>
+        <w:rPr>
+          <w:rFonts w:cs="Times New Roman"/>
+          <w:sz w:val="26"/>
+          <w:szCs w:val="26"/>
+        </w:rPr>
+      </w:pPr>
+      <w:proofErr w:type="spellStart"/>
+      <w:r>
+        <w:rPr>
+          <w:rFonts w:cs="Times New Roman"/>
+          <w:b/>
+          <w:bCs/>
+          <w:sz w:val="26"/>
+          <w:szCs w:val="26"/>
+        </w:rPr>
+        <w:t>Kết</w:t>
+      </w:r>
+      <w:proofErr w:type="spellEnd"/>
+      <w:r>
+        <w:rPr>
+          <w:rFonts w:cs="Times New Roman"/>
+          <w:b/>
+          <w:bCs/>
+          <w:sz w:val="26"/>
+          <w:szCs w:val="26"/>
+        </w:rPr>
+        <w:t xml:space="preserve"> </w:t>
+      </w:r>
+      <w:proofErr w:type="spellStart"/>
+      <w:r>
+        <w:rPr>
+          <w:rFonts w:cs="Times New Roman"/>
+          <w:b/>
+          <w:bCs/>
+          <w:sz w:val="26"/>
+          <w:szCs w:val="26"/>
+        </w:rPr>
+        <w:t>luận</w:t>
+      </w:r>
+      <w:proofErr w:type="spellEnd"/>
+      <w:r>
+        <w:rPr>
+          <w:rFonts w:cs="Times New Roman"/>
+          <w:b/>
+          <w:bCs/>
+          <w:sz w:val="26"/>
+          <w:szCs w:val="26"/>
+        </w:rPr>
+        <w:t>:</w:t>
+      </w:r>
+    </w:p>
+    <w:p>
+      <w:pPr>
+        <w:numPr>
+          <w:ilvl w:val="0"/>
+          <w:numId w:val="19"/>
+        </w:numPr>
+        <w:spacing w:line="360" w:lineRule="auto"/>
+        <w:jc w:val="both"/>
+        <w:rPr>
+          <w:rFonts w:cs="Times New Roman"/>
+          <w:sz w:val="26"/>
+          <w:szCs w:val="26"/>
+        </w:rPr>
+      </w:pPr>
+      <w:proofErr w:type="spellStart"/>
+      <w:r>
+        <w:rPr>
+          <w:rFonts w:cs="Times New Roman"/>
+          <w:sz w:val="26"/>
+          <w:szCs w:val="26"/>
+        </w:rPr>
+        <w:t>Ứng</w:t>
+      </w:r>
+      <w:proofErr w:type="spellEnd"/>
+      <w:r>
+        <w:rPr>
+          <w:rFonts w:cs="Times New Roman"/>
+          <w:sz w:val="26"/>
+          <w:szCs w:val="26"/>
+        </w:rPr>
+        <w:t xml:space="preserve"> </w:t>
+      </w:r>
+      <w:proofErr w:type="spellStart"/>
+      <w:r>
+        <w:rPr>
+          <w:rFonts w:cs="Times New Roman"/>
+          <w:sz w:val="26"/>
+          <w:szCs w:val="26"/>
+        </w:rPr>
+        <w:t>dụng</w:t>
+      </w:r>
+      <w:proofErr w:type="spellEnd"/>
+      <w:r>
+        <w:rPr>
+          <w:rFonts w:cs="Times New Roman"/>
+          <w:sz w:val="26"/>
+          <w:szCs w:val="26"/>
+        </w:rPr>
+        <w:t xml:space="preserve"> </w:t>
+      </w:r>
+      <w:proofErr w:type="spellStart"/>
+      <w:r>
+        <w:rPr>
+          <w:rFonts w:cs="Times New Roman"/>
+          <w:sz w:val="26"/>
+          <w:szCs w:val="26"/>
+        </w:rPr>
+        <w:t>chính</w:t>
+      </w:r>
+      <w:proofErr w:type="spellEnd"/>
+      <w:r>
+        <w:rPr>
+          <w:rFonts w:cs="Times New Roman"/>
+          <w:sz w:val="26"/>
+          <w:szCs w:val="26"/>
+        </w:rPr>
+        <w:t xml:space="preserve"> Organization App </w:t>
+      </w:r>
+      <w:proofErr w:type="spellStart"/>
+      <w:r>
+        <w:rPr>
+          <w:rFonts w:cs="Times New Roman"/>
+          <w:sz w:val="26"/>
+          <w:szCs w:val="26"/>
+        </w:rPr>
+        <w:t>hoạt</w:t>
+      </w:r>
+      <w:proofErr w:type="spellEnd"/>
+      <w:r>
+        <w:rPr>
+          <w:rFonts w:cs="Times New Roman"/>
+          <w:sz w:val="26"/>
+          <w:szCs w:val="26"/>
+        </w:rPr>
+        <w:t xml:space="preserve"> </w:t>
+      </w:r>
+      <w:proofErr w:type="spellStart"/>
+      <w:r>
+        <w:rPr>
+          <w:rFonts w:cs="Times New Roman"/>
+          <w:sz w:val="26"/>
+          <w:szCs w:val="26"/>
+        </w:rPr>
+        <w:t>động</w:t>
+      </w:r>
+      <w:proofErr w:type="spellEnd"/>
+      <w:r>
+        <w:rPr>
+          <w:rFonts w:cs="Times New Roman"/>
+          <w:sz w:val="26"/>
+          <w:szCs w:val="26"/>
+        </w:rPr>
+        <w:t xml:space="preserve"> </w:t>
+      </w:r>
+      <w:proofErr w:type="spellStart"/>
+      <w:r>
+        <w:rPr>
+          <w:rFonts w:cs="Times New Roman"/>
+          <w:sz w:val="26"/>
+          <w:szCs w:val="26"/>
+        </w:rPr>
+        <w:t>ổn</w:t>
+      </w:r>
+      <w:proofErr w:type="spellEnd"/>
+      <w:r>
+        <w:rPr>
+          <w:rFonts w:cs="Times New Roman"/>
+          <w:sz w:val="26"/>
+          <w:szCs w:val="26"/>
+        </w:rPr>
+        <w:t xml:space="preserve"> </w:t>
+      </w:r>
+      <w:proofErr w:type="spellStart"/>
+      <w:r>
+        <w:rPr>
+          <w:rFonts w:cs="Times New Roman"/>
+          <w:sz w:val="26"/>
+          <w:szCs w:val="26"/>
+        </w:rPr>
+        <w:t>định</w:t>
+      </w:r>
+      <w:proofErr w:type="spellEnd"/>
+      <w:r>
+        <w:rPr>
+          <w:rFonts w:cs="Times New Roman"/>
+          <w:sz w:val="26"/>
+          <w:szCs w:val="26"/>
+        </w:rPr>
+        <w:t xml:space="preserve">, </w:t>
+      </w:r>
+      <w:proofErr w:type="spellStart"/>
+      <w:r>
+        <w:rPr>
+          <w:rFonts w:cs="Times New Roman"/>
+          <w:sz w:val="26"/>
+          <w:szCs w:val="26"/>
+        </w:rPr>
+        <w:t>đáp</w:t>
+      </w:r>
+      <w:proofErr w:type="spellEnd"/>
+      <w:r>
+        <w:rPr>
+          <w:rFonts w:cs="Times New Roman"/>
+          <w:sz w:val="26"/>
+          <w:szCs w:val="26"/>
+        </w:rPr>
+        <w:t xml:space="preserve"> </w:t>
+      </w:r>
+      <w:proofErr w:type="spellStart"/>
+      <w:r>
+        <w:rPr>
+          <w:rFonts w:cs="Times New Roman"/>
+          <w:sz w:val="26"/>
+          <w:szCs w:val="26"/>
+        </w:rPr>
+        <w:t>ứng</w:t>
+      </w:r>
+      <w:proofErr w:type="spellEnd"/>
+      <w:r>
+        <w:rPr>
+          <w:rFonts w:cs="Times New Roman"/>
+          <w:sz w:val="26"/>
+          <w:szCs w:val="26"/>
+        </w:rPr>
+        <w:t xml:space="preserve"> </w:t>
+      </w:r>
+      <w:proofErr w:type="spellStart"/>
+      <w:r>
+        <w:rPr>
+          <w:rFonts w:cs="Times New Roman"/>
+          <w:sz w:val="26"/>
+          <w:szCs w:val="26"/>
+        </w:rPr>
+        <w:t>đầy</w:t>
+      </w:r>
+      <w:proofErr w:type="spellEnd"/>
+      <w:r>
+        <w:rPr>
+          <w:rFonts w:cs="Times New Roman"/>
+          <w:sz w:val="26"/>
+          <w:szCs w:val="26"/>
+        </w:rPr>
+        <w:t xml:space="preserve"> </w:t>
+      </w:r>
+      <w:proofErr w:type="spellStart"/>
+      <w:r>
+        <w:rPr>
+          <w:rFonts w:cs="Times New Roman"/>
+          <w:sz w:val="26"/>
+          <w:szCs w:val="26"/>
+        </w:rPr>
+        <w:t>đủ</w:t>
+      </w:r>
+      <w:proofErr w:type="spellEnd"/>
+      <w:r>
+        <w:rPr>
+          <w:rFonts w:cs="Times New Roman"/>
+          <w:sz w:val="26"/>
+          <w:szCs w:val="26"/>
+        </w:rPr>
+        <w:t xml:space="preserve"> </w:t>
+      </w:r>
+      <w:proofErr w:type="spellStart"/>
+      <w:r>
+        <w:rPr>
+          <w:rFonts w:cs="Times New Roman"/>
+          <w:sz w:val="26"/>
+          <w:szCs w:val="26"/>
+        </w:rPr>
+        <w:t>yêu</w:t>
+      </w:r>
+      <w:proofErr w:type="spellEnd"/>
+      <w:r>
+        <w:rPr>
+          <w:rFonts w:cs="Times New Roman"/>
+          <w:sz w:val="26"/>
+          <w:szCs w:val="26"/>
+        </w:rPr>
+        <w:t xml:space="preserve"> </w:t>
+      </w:r>
+      <w:proofErr w:type="spellStart"/>
+      <w:r>
+        <w:rPr>
+          <w:rFonts w:cs="Times New Roman"/>
+          <w:sz w:val="26"/>
+          <w:szCs w:val="26"/>
+        </w:rPr>
+        <w:t>cầu</w:t>
+      </w:r>
+      <w:proofErr w:type="spellEnd"/>
+      <w:r>
+        <w:rPr>
+          <w:rFonts w:cs="Times New Roman"/>
+          <w:sz w:val="26"/>
+          <w:szCs w:val="26"/>
+        </w:rPr>
+        <w:t xml:space="preserve"> </w:t>
+      </w:r>
+      <w:proofErr w:type="spellStart"/>
+      <w:r>
+        <w:rPr>
+          <w:rFonts w:cs="Times New Roman"/>
+          <w:sz w:val="26"/>
+          <w:szCs w:val="26"/>
+        </w:rPr>
+        <w:t>nghiệp</w:t>
+      </w:r>
+      <w:proofErr w:type="spellEnd"/>
+      <w:r>
+        <w:rPr>
+          <w:rFonts w:cs="Times New Roman"/>
+          <w:sz w:val="26"/>
+          <w:szCs w:val="26"/>
+        </w:rPr>
+        <w:t xml:space="preserve"> </w:t>
+      </w:r>
+      <w:proofErr w:type="spellStart"/>
+      <w:r>
+        <w:rPr>
+          <w:rFonts w:cs="Times New Roman"/>
+          <w:sz w:val="26"/>
+          <w:szCs w:val="26"/>
+        </w:rPr>
+        <w:t>vụ</w:t>
+      </w:r>
+      <w:proofErr w:type="spellEnd"/>
+      <w:r>
+        <w:rPr>
+          <w:rFonts w:cs="Times New Roman"/>
+          <w:sz w:val="26"/>
+          <w:szCs w:val="26"/>
+        </w:rPr>
+        <w:t xml:space="preserve"> (Validate, Lưu Database, </w:t>
+      </w:r>
+      <w:proofErr w:type="spellStart"/>
+      <w:r>
+        <w:rPr>
+          <w:rFonts w:cs="Times New Roman"/>
+          <w:sz w:val="26"/>
+          <w:szCs w:val="26"/>
+        </w:rPr>
+        <w:t>Luồng</w:t>
+      </w:r>
+      <w:proofErr w:type="spellEnd"/>
+      <w:r>
+        <w:rPr>
+          <w:rFonts w:cs="Times New Roman"/>
+          <w:sz w:val="26"/>
+          <w:szCs w:val="26"/>
+        </w:rPr>
+        <w:t xml:space="preserve"> UI). </w:t>
+      </w:r>
+      <w:proofErr w:type="spellStart"/>
+      <w:r>
+        <w:rPr>
+          <w:rFonts w:cs="Times New Roman"/>
+          <w:sz w:val="26"/>
+          <w:szCs w:val="26"/>
+        </w:rPr>
+        <w:t>Không</w:t>
+      </w:r>
+      <w:proofErr w:type="spellEnd"/>
+      <w:r>
+        <w:rPr>
+          <w:rFonts w:cs="Times New Roman"/>
+          <w:sz w:val="26"/>
+          <w:szCs w:val="26"/>
+        </w:rPr>
+        <w:t xml:space="preserve"> </w:t>
+      </w:r>
+      <w:proofErr w:type="spellStart"/>
+      <w:r>
+        <w:rPr>
+          <w:rFonts w:cs="Times New Roman"/>
+          <w:sz w:val="26"/>
+          <w:szCs w:val="26"/>
+        </w:rPr>
+        <w:t>tìm</w:t>
+      </w:r>
+      <w:proofErr w:type="spellEnd"/>
+      <w:r>
+        <w:rPr>
+          <w:rFonts w:cs="Times New Roman"/>
+          <w:sz w:val="26"/>
+          <w:szCs w:val="26"/>
+        </w:rPr>
+        <w:t xml:space="preserve"> </w:t>
+      </w:r>
+      <w:proofErr w:type="spellStart"/>
+      <w:r>
+        <w:rPr>
+          <w:rFonts w:cs="Times New Roman"/>
+          <w:sz w:val="26"/>
+          <w:szCs w:val="26"/>
+        </w:rPr>
+        <w:t>thấy</w:t>
+      </w:r>
+      <w:proofErr w:type="spellEnd"/>
+      <w:r>
+        <w:rPr>
+          <w:rFonts w:cs="Times New Roman"/>
+          <w:sz w:val="26"/>
+          <w:szCs w:val="26"/>
+        </w:rPr>
+        <w:t xml:space="preserve"> </w:t>
+      </w:r>
+      <w:proofErr w:type="spellStart"/>
+      <w:r>
+        <w:rPr>
+          <w:rFonts w:cs="Times New Roman"/>
+          <w:sz w:val="26"/>
+          <w:szCs w:val="26"/>
+        </w:rPr>
+        <w:t>lỗi</w:t>
+      </w:r>
+      <w:proofErr w:type="spellEnd"/>
+      <w:r>
+        <w:rPr>
+          <w:rFonts w:cs="Times New Roman"/>
+          <w:sz w:val="26"/>
+          <w:szCs w:val="26"/>
+        </w:rPr>
+        <w:t xml:space="preserve"> </w:t>
+      </w:r>
+      <w:proofErr w:type="spellStart"/>
+      <w:r>
+        <w:rPr>
+          <w:rFonts w:cs="Times New Roman"/>
+          <w:sz w:val="26"/>
+          <w:szCs w:val="26"/>
+        </w:rPr>
+        <w:t>nghiêm</w:t>
+      </w:r>
+      <w:proofErr w:type="spellEnd"/>
+      <w:r>
+        <w:rPr>
+          <w:rFonts w:cs="Times New Roman"/>
+          <w:sz w:val="26"/>
+          <w:szCs w:val="26"/>
+        </w:rPr>
+        <w:t xml:space="preserve"> </w:t>
+      </w:r>
+      <w:proofErr w:type="spellStart"/>
+      <w:r>
+        <w:rPr>
+          <w:rFonts w:cs="Times New Roman"/>
+          <w:sz w:val="26"/>
+          <w:szCs w:val="26"/>
+        </w:rPr>
+        <w:t>trọng</w:t>
+      </w:r>
+      <w:proofErr w:type="spellEnd"/>
+      <w:r>
+        <w:rPr>
+          <w:rFonts w:cs="Times New Roman"/>
+          <w:sz w:val="26"/>
+          <w:szCs w:val="26"/>
+        </w:rPr>
+        <w:t xml:space="preserve"> </w:t>
+      </w:r>
+      <w:proofErr w:type="spellStart"/>
+      <w:r>
+        <w:rPr>
+          <w:rFonts w:cs="Times New Roman"/>
+          <w:sz w:val="26"/>
+          <w:szCs w:val="26"/>
+        </w:rPr>
+        <w:t>trong</w:t>
+      </w:r>
+      <w:proofErr w:type="spellEnd"/>
+      <w:r>
+        <w:rPr>
+          <w:rFonts w:cs="Times New Roman"/>
+          <w:sz w:val="26"/>
+          <w:szCs w:val="26"/>
+        </w:rPr>
+        <w:t xml:space="preserve"> </w:t>
+      </w:r>
+      <w:proofErr w:type="spellStart"/>
+      <w:r>
+        <w:rPr>
+          <w:rFonts w:cs="Times New Roman"/>
+          <w:sz w:val="26"/>
+          <w:szCs w:val="26"/>
+        </w:rPr>
+        <w:t>phần</w:t>
+      </w:r>
+      <w:proofErr w:type="spellEnd"/>
+      <w:r>
+        <w:rPr>
+          <w:rFonts w:cs="Times New Roman"/>
+          <w:sz w:val="26"/>
+          <w:szCs w:val="26"/>
+        </w:rPr>
+        <w:t xml:space="preserve"> </w:t>
+      </w:r>
+      <w:proofErr w:type="spellStart"/>
+      <w:r>
+        <w:rPr>
+          <w:rFonts w:cs="Times New Roman"/>
+          <w:sz w:val="26"/>
+          <w:szCs w:val="26"/>
+        </w:rPr>
+        <w:t>này</w:t>
+      </w:r>
+      <w:proofErr w:type="spellEnd"/>
+      <w:r>
+        <w:rPr>
+          <w:rFonts w:cs="Times New Roman"/>
+          <w:sz w:val="26"/>
+          <w:szCs w:val="26"/>
+        </w:rPr>
+        <w:t>.</w:t>
+      </w:r>
+    </w:p>
+    <w:p>
+      <w:pPr>
+        <w:numPr>
+          <w:ilvl w:val="0"/>
+          <w:numId w:val="19"/>
+        </w:numPr>
+        <w:spacing w:line="360" w:lineRule="auto"/>
+        <w:jc w:val="both"/>
+        <w:rPr>
+          <w:rFonts w:cs="Times New Roman"/>
+          <w:sz w:val="26"/>
+          <w:szCs w:val="26"/>
+        </w:rPr>
+      </w:pPr>
+      <w:r>
+        <w:rPr>
+          <w:rFonts w:cs="Times New Roman"/>
+          <w:sz w:val="26"/>
+          <w:szCs w:val="26"/>
+        </w:rPr>
+        <w:t xml:space="preserve">Các </w:t>
+      </w:r>
+      <w:proofErr w:type="spellStart"/>
+      <w:r>
+        <w:rPr>
+          <w:rFonts w:cs="Times New Roman"/>
+          <w:sz w:val="26"/>
+          <w:szCs w:val="26"/>
+        </w:rPr>
+        <w:t>bài</w:t>
+      </w:r>
+      <w:proofErr w:type="spellEnd"/>
+      <w:r>
+        <w:rPr>
+          <w:rFonts w:cs="Times New Roman"/>
+          <w:sz w:val="26"/>
+          <w:szCs w:val="26"/>
+        </w:rPr>
+        <w:t xml:space="preserve"> </w:t>
+      </w:r>
+      <w:proofErr w:type="spellStart"/>
+      <w:r>
+        <w:rPr>
+          <w:rFonts w:cs="Times New Roman"/>
+          <w:sz w:val="26"/>
+          <w:szCs w:val="26"/>
+        </w:rPr>
+        <w:t>tập</w:t>
+      </w:r>
+      <w:proofErr w:type="spellEnd"/>
+      <w:r>
+        <w:rPr>
+          <w:rFonts w:cs="Times New Roman"/>
+          <w:sz w:val="26"/>
+          <w:szCs w:val="26"/>
+        </w:rPr>
+        <w:t xml:space="preserve"> </w:t>
+      </w:r>
+      <w:proofErr w:type="spellStart"/>
+      <w:r>
+        <w:rPr>
+          <w:rFonts w:cs="Times New Roman"/>
+          <w:sz w:val="26"/>
+          <w:szCs w:val="26"/>
+        </w:rPr>
+        <w:t>thuật</w:t>
+      </w:r>
+      <w:proofErr w:type="spellEnd"/>
+      <w:r>
+        <w:rPr>
+          <w:rFonts w:cs="Times New Roman"/>
+          <w:sz w:val="26"/>
+          <w:szCs w:val="26"/>
+        </w:rPr>
+        <w:t xml:space="preserve"> </w:t>
+      </w:r>
+      <w:proofErr w:type="spellStart"/>
+      <w:r>
+        <w:rPr>
+          <w:rFonts w:cs="Times New Roman"/>
+          <w:sz w:val="26"/>
+          <w:szCs w:val="26"/>
+        </w:rPr>
+        <w:t>toán</w:t>
+      </w:r>
+      <w:proofErr w:type="spellEnd"/>
+      <w:r>
+        <w:rPr>
+          <w:rFonts w:cs="Times New Roman"/>
+          <w:sz w:val="26"/>
+          <w:szCs w:val="26"/>
+        </w:rPr>
+        <w:t xml:space="preserve"> (Lab 1-5) </w:t>
+      </w:r>
+      <w:proofErr w:type="spellStart"/>
+      <w:r>
+        <w:rPr>
+          <w:rFonts w:cs="Times New Roman"/>
+          <w:sz w:val="26"/>
+          <w:szCs w:val="26"/>
+        </w:rPr>
+        <w:t>cơ</w:t>
+      </w:r>
+      <w:proofErr w:type="spellEnd"/>
+      <w:r>
+        <w:rPr>
+          <w:rFonts w:cs="Times New Roman"/>
+          <w:sz w:val="26"/>
+          <w:szCs w:val="26"/>
+        </w:rPr>
+        <w:t xml:space="preserve"> </w:t>
+      </w:r>
+      <w:proofErr w:type="spellStart"/>
+      <w:r>
+        <w:rPr>
+          <w:rFonts w:cs="Times New Roman"/>
+          <w:sz w:val="26"/>
+          <w:szCs w:val="26"/>
+        </w:rPr>
+        <w:t>bản</w:t>
+      </w:r>
+      <w:proofErr w:type="spellEnd"/>
+      <w:r>
+        <w:rPr>
+          <w:rFonts w:cs="Times New Roman"/>
+          <w:sz w:val="26"/>
+          <w:szCs w:val="26"/>
+        </w:rPr>
+        <w:t xml:space="preserve"> </w:t>
+      </w:r>
+      <w:proofErr w:type="spellStart"/>
+      <w:r>
+        <w:rPr>
+          <w:rFonts w:cs="Times New Roman"/>
+          <w:sz w:val="26"/>
+          <w:szCs w:val="26"/>
+        </w:rPr>
+        <w:t>hoàn</w:t>
+      </w:r>
+      <w:proofErr w:type="spellEnd"/>
+      <w:r>
+        <w:rPr>
+          <w:rFonts w:cs="Times New Roman"/>
+          <w:sz w:val="26"/>
+          <w:szCs w:val="26"/>
+        </w:rPr>
+        <w:t xml:space="preserve"> </w:t>
+      </w:r>
+      <w:proofErr w:type="spellStart"/>
+      <w:r>
+        <w:rPr>
+          <w:rFonts w:cs="Times New Roman"/>
+          <w:sz w:val="26"/>
+          <w:szCs w:val="26"/>
+        </w:rPr>
+        <w:t>thành</w:t>
+      </w:r>
+      <w:proofErr w:type="spellEnd"/>
+      <w:r>
+        <w:rPr>
+          <w:rFonts w:cs="Times New Roman"/>
+          <w:sz w:val="26"/>
+          <w:szCs w:val="26"/>
+        </w:rPr>
+        <w:t xml:space="preserve">, </w:t>
+      </w:r>
+      <w:proofErr w:type="spellStart"/>
+      <w:r>
+        <w:rPr>
+          <w:rFonts w:cs="Times New Roman"/>
+          <w:sz w:val="26"/>
+          <w:szCs w:val="26"/>
+        </w:rPr>
+        <w:t>tuy</w:t>
+      </w:r>
+      <w:proofErr w:type="spellEnd"/>
+      <w:r>
+        <w:rPr>
+          <w:rFonts w:cs="Times New Roman"/>
+          <w:sz w:val="26"/>
+          <w:szCs w:val="26"/>
+        </w:rPr>
+        <w:t xml:space="preserve"> </w:t>
+      </w:r>
+      <w:proofErr w:type="spellStart"/>
+      <w:r>
+        <w:rPr>
+          <w:rFonts w:cs="Times New Roman"/>
+          <w:sz w:val="26"/>
+          <w:szCs w:val="26"/>
+        </w:rPr>
+        <w:t>nhiên</w:t>
+      </w:r>
+      <w:proofErr w:type="spellEnd"/>
+      <w:r>
+        <w:rPr>
+          <w:rFonts w:cs="Times New Roman"/>
+          <w:sz w:val="26"/>
+          <w:szCs w:val="26"/>
+        </w:rPr>
+        <w:t xml:space="preserve"> </w:t>
+      </w:r>
+      <w:proofErr w:type="spellStart"/>
+      <w:r>
+        <w:rPr>
+          <w:rFonts w:cs="Times New Roman"/>
+          <w:sz w:val="26"/>
+          <w:szCs w:val="26"/>
+        </w:rPr>
+        <w:t>còn</w:t>
+      </w:r>
+      <w:proofErr w:type="spellEnd"/>
+      <w:r>
+        <w:rPr>
+          <w:rFonts w:cs="Times New Roman"/>
+          <w:sz w:val="26"/>
+          <w:szCs w:val="26"/>
+        </w:rPr>
+        <w:t xml:space="preserve"> </w:t>
+      </w:r>
+      <w:proofErr w:type="spellStart"/>
+      <w:r>
+        <w:rPr>
+          <w:rFonts w:cs="Times New Roman"/>
+          <w:sz w:val="26"/>
+          <w:szCs w:val="26"/>
+        </w:rPr>
+        <w:t>tồn</w:t>
+      </w:r>
+      <w:proofErr w:type="spellEnd"/>
+      <w:r>
+        <w:rPr>
+          <w:rFonts w:cs="Times New Roman"/>
+          <w:sz w:val="26"/>
+          <w:szCs w:val="26"/>
+        </w:rPr>
+        <w:t xml:space="preserve"> </w:t>
+      </w:r>
+      <w:proofErr w:type="spellStart"/>
+      <w:r>
+        <w:rPr>
+          <w:rFonts w:cs="Times New Roman"/>
+          <w:sz w:val="26"/>
+          <w:szCs w:val="26"/>
+        </w:rPr>
+        <w:t>tại</w:t>
+      </w:r>
+      <w:proofErr w:type="spellEnd"/>
+      <w:r>
+        <w:rPr>
+          <w:rFonts w:cs="Times New Roman"/>
+          <w:sz w:val="26"/>
+          <w:szCs w:val="26"/>
+        </w:rPr>
+        <w:t xml:space="preserve"> 2 </w:t>
+      </w:r>
+      <w:proofErr w:type="spellStart"/>
+      <w:r>
+        <w:rPr>
+          <w:rFonts w:cs="Times New Roman"/>
+          <w:sz w:val="26"/>
+          <w:szCs w:val="26"/>
+        </w:rPr>
+        <w:t>lỗi</w:t>
+      </w:r>
+      <w:proofErr w:type="spellEnd"/>
+      <w:r>
+        <w:rPr>
+          <w:rFonts w:cs="Times New Roman"/>
+          <w:sz w:val="26"/>
+          <w:szCs w:val="26"/>
+        </w:rPr>
+        <w:t xml:space="preserve"> logic validation </w:t>
+      </w:r>
+      <w:proofErr w:type="spellStart"/>
+      <w:r>
+        <w:rPr>
+          <w:rFonts w:cs="Times New Roman"/>
+          <w:sz w:val="26"/>
+          <w:szCs w:val="26"/>
+        </w:rPr>
+        <w:t>trong</w:t>
+      </w:r>
+      <w:proofErr w:type="spellEnd"/>
+      <w:r>
+        <w:rPr>
+          <w:rFonts w:cs="Times New Roman"/>
+          <w:sz w:val="26"/>
+          <w:szCs w:val="26"/>
+        </w:rPr>
+        <w:t xml:space="preserve"> </w:t>
+      </w:r>
+      <w:proofErr w:type="spellStart"/>
+      <w:r>
+        <w:rPr>
+          <w:rFonts w:cs="Times New Roman"/>
+          <w:sz w:val="26"/>
+          <w:szCs w:val="26"/>
+        </w:rPr>
+        <w:t>Bài</w:t>
+      </w:r>
+      <w:proofErr w:type="spellEnd"/>
+      <w:r>
+        <w:rPr>
+          <w:rFonts w:cs="Times New Roman"/>
+          <w:sz w:val="26"/>
+          <w:szCs w:val="26"/>
+        </w:rPr>
+        <w:t xml:space="preserve"> 2 </w:t>
+      </w:r>
+      <w:proofErr w:type="spellStart"/>
+      <w:r>
+        <w:rPr>
+          <w:rFonts w:cs="Times New Roman"/>
+          <w:sz w:val="26"/>
+          <w:szCs w:val="26"/>
+        </w:rPr>
+        <w:t>và</w:t>
+      </w:r>
+      <w:proofErr w:type="spellEnd"/>
+      <w:r>
+        <w:rPr>
+          <w:rFonts w:cs="Times New Roman"/>
+          <w:sz w:val="26"/>
+          <w:szCs w:val="26"/>
+        </w:rPr>
+        <w:t xml:space="preserve"> </w:t>
+      </w:r>
+      <w:proofErr w:type="spellStart"/>
+      <w:r>
+        <w:rPr>
+          <w:rFonts w:cs="Times New Roman"/>
+          <w:sz w:val="26"/>
+          <w:szCs w:val="26"/>
+        </w:rPr>
+        <w:t>Bài</w:t>
+      </w:r>
+      <w:proofErr w:type="spellEnd"/>
+      <w:r>
+        <w:rPr>
+          <w:rFonts w:cs="Times New Roman"/>
+          <w:sz w:val="26"/>
+          <w:szCs w:val="26"/>
+        </w:rPr>
+        <w:t xml:space="preserve"> 3 </w:t>
+      </w:r>
+      <w:proofErr w:type="spellStart"/>
+      <w:r>
+        <w:rPr>
+          <w:rFonts w:cs="Times New Roman"/>
+          <w:sz w:val="26"/>
+          <w:szCs w:val="26"/>
+        </w:rPr>
+        <w:t>cần</w:t>
+      </w:r>
+      <w:proofErr w:type="spellEnd"/>
+      <w:r>
+        <w:rPr>
+          <w:rFonts w:cs="Times New Roman"/>
+          <w:sz w:val="26"/>
+          <w:szCs w:val="26"/>
+        </w:rPr>
+        <w:t xml:space="preserve"> </w:t>
+      </w:r>
+      <w:proofErr w:type="spellStart"/>
+      <w:r>
+        <w:rPr>
+          <w:rFonts w:cs="Times New Roman"/>
+          <w:sz w:val="26"/>
+          <w:szCs w:val="26"/>
+        </w:rPr>
+        <w:t>được</w:t>
+      </w:r>
+      <w:proofErr w:type="spellEnd"/>
+      <w:r>
+        <w:rPr>
+          <w:rFonts w:cs="Times New Roman"/>
+          <w:sz w:val="26"/>
+          <w:szCs w:val="26"/>
+        </w:rPr>
+        <w:t xml:space="preserve"> </w:t>
+      </w:r>
+      <w:proofErr w:type="spellStart"/>
+      <w:r>
+        <w:rPr>
+          <w:rFonts w:cs="Times New Roman"/>
+          <w:sz w:val="26"/>
+          <w:szCs w:val="26"/>
+        </w:rPr>
+        <w:t>khắc</w:t>
+      </w:r>
+      <w:proofErr w:type="spellEnd"/>
+      <w:r>
+        <w:rPr>
+          <w:rFonts w:cs="Times New Roman"/>
+          <w:sz w:val="26"/>
+          <w:szCs w:val="26"/>
+        </w:rPr>
+        <w:t xml:space="preserve"> </w:t>
+      </w:r>
+      <w:proofErr w:type="spellStart"/>
+      <w:r>
+        <w:rPr>
+          <w:rFonts w:cs="Times New Roman"/>
+          <w:sz w:val="26"/>
+          <w:szCs w:val="26"/>
+        </w:rPr>
+        <w:t>phục</w:t>
+      </w:r>
+      <w:proofErr w:type="spellEnd"/>
+      <w:r>
+        <w:rPr>
+          <w:rFonts w:cs="Times New Roman"/>
+          <w:sz w:val="26"/>
+          <w:szCs w:val="26"/>
+        </w:rPr>
+        <w:t xml:space="preserve"> (Fix) </w:t>
+      </w:r>
+      <w:proofErr w:type="spellStart"/>
+      <w:r>
+        <w:rPr>
+          <w:rFonts w:cs="Times New Roman"/>
+          <w:sz w:val="26"/>
+          <w:szCs w:val="26"/>
+        </w:rPr>
+        <w:t>để</w:t>
+      </w:r>
+      <w:proofErr w:type="spellEnd"/>
+      <w:r>
+        <w:rPr>
+          <w:rFonts w:cs="Times New Roman"/>
+          <w:sz w:val="26"/>
+          <w:szCs w:val="26"/>
+        </w:rPr>
+        <w:t xml:space="preserve"> </w:t>
+      </w:r>
+      <w:proofErr w:type="spellStart"/>
+      <w:r>
+        <w:rPr>
+          <w:rFonts w:cs="Times New Roman"/>
+          <w:sz w:val="26"/>
+          <w:szCs w:val="26"/>
+        </w:rPr>
+        <w:t>đảm</w:t>
+      </w:r>
+      <w:proofErr w:type="spellEnd"/>
+      <w:r>
+        <w:rPr>
+          <w:rFonts w:cs="Times New Roman"/>
+          <w:sz w:val="26"/>
+          <w:szCs w:val="26"/>
+        </w:rPr>
+        <w:t xml:space="preserve"> </w:t>
+      </w:r>
+      <w:proofErr w:type="spellStart"/>
+      <w:r>
+        <w:rPr>
+          <w:rFonts w:cs="Times New Roman"/>
+          <w:sz w:val="26"/>
+          <w:szCs w:val="26"/>
+        </w:rPr>
+        <w:t>bảo</w:t>
+      </w:r>
+      <w:proofErr w:type="spellEnd"/>
+      <w:r>
+        <w:rPr>
+          <w:rFonts w:cs="Times New Roman"/>
+          <w:sz w:val="26"/>
+          <w:szCs w:val="26"/>
+        </w:rPr>
+        <w:t xml:space="preserve"> </w:t>
+      </w:r>
+      <w:proofErr w:type="spellStart"/>
+      <w:r>
+        <w:rPr>
+          <w:rFonts w:cs="Times New Roman"/>
+          <w:sz w:val="26"/>
+          <w:szCs w:val="26"/>
+        </w:rPr>
+        <w:t>tính</w:t>
+      </w:r>
+      <w:proofErr w:type="spellEnd"/>
+      <w:r>
+        <w:rPr>
+          <w:rFonts w:cs="Times New Roman"/>
+          <w:sz w:val="26"/>
+          <w:szCs w:val="26"/>
+        </w:rPr>
+        <w:t xml:space="preserve"> </w:t>
+      </w:r>
+      <w:proofErr w:type="spellStart"/>
+      <w:r>
+        <w:rPr>
+          <w:rFonts w:cs="Times New Roman"/>
+          <w:sz w:val="26"/>
+          <w:szCs w:val="26"/>
+        </w:rPr>
+        <w:t>toàn</w:t>
+      </w:r>
+      <w:proofErr w:type="spellEnd"/>
+      <w:r>
+        <w:rPr>
+          <w:rFonts w:cs="Times New Roman"/>
+          <w:sz w:val="26"/>
+          <w:szCs w:val="26"/>
+        </w:rPr>
+        <w:t xml:space="preserve"> </w:t>
+      </w:r>
+      <w:proofErr w:type="spellStart"/>
+      <w:r>
+        <w:rPr>
+          <w:rFonts w:cs="Times New Roman"/>
+          <w:sz w:val="26"/>
+          <w:szCs w:val="26"/>
+        </w:rPr>
+        <w:t>vẹn</w:t>
+      </w:r>
+      <w:proofErr w:type="spellEnd"/>
+      <w:r>
+        <w:rPr>
+          <w:rFonts w:cs="Times New Roman"/>
+          <w:sz w:val="26"/>
+          <w:szCs w:val="26"/>
+        </w:rPr>
+        <w:t>.</w:t>
+      </w:r>
+    </w:p>
+    <w:p>
+      <w:pPr>
+        <w:spacing w:line="360" w:lineRule="auto"/>
+        <w:jc w:val="both"/>
+        <w:rPr>
+          <w:rFonts w:cs="Times New Roman"/>
+          <w:sz w:val="26"/>
+          <w:szCs w:val="26"/>
+        </w:rPr>
+      </w:pPr>
+      <w:proofErr w:type="spellStart"/>
+      <w:r>
+        <w:rPr>
+          <w:rFonts w:cs="Times New Roman"/>
+          <w:b/>
+          <w:bCs/>
+          <w:sz w:val="26"/>
+          <w:szCs w:val="26"/>
+        </w:rPr>
+        <w:t>Đề</w:t>
+      </w:r>
+      <w:proofErr w:type="spellEnd"/>
+      <w:r>
+        <w:rPr>
+          <w:rFonts w:cs="Times New Roman"/>
+          <w:b/>
+          <w:bCs/>
+          <w:sz w:val="26"/>
+          <w:szCs w:val="26"/>
+        </w:rPr>
+        <w:t xml:space="preserve"> </w:t>
+      </w:r>
+      <w:proofErr w:type="spellStart"/>
+      <w:r>
+        <w:rPr>
+          <w:rFonts w:cs="Times New Roman"/>
+          <w:b/>
+          <w:bCs/>
+          <w:sz w:val="26"/>
+          <w:szCs w:val="26"/>
+        </w:rPr>
+        <w:t>xuất</w:t>
+      </w:r>
+      <w:proofErr w:type="spellEnd"/>
+      <w:r>
+        <w:rPr>
+          <w:rFonts w:cs="Times New Roman"/>
+          <w:b/>
+          <w:bCs/>
+          <w:sz w:val="26"/>
+          <w:szCs w:val="26"/>
+        </w:rPr>
+        <w:t>:</w:t>
+      </w:r>
+    </w:p>
+    <w:p>
+      <w:pPr>
+        <w:numPr>
+          <w:ilvl w:val="0"/>
+          <w:numId w:val="20"/>
+        </w:numPr>
+        <w:spacing w:line="360" w:lineRule="auto"/>
+        <w:jc w:val="both"/>
+        <w:rPr>
+          <w:rFonts w:cs="Times New Roman"/>
+          <w:sz w:val="26"/>
+          <w:szCs w:val="26"/>
+        </w:rPr>
+      </w:pPr>
+      <w:proofErr w:type="spellStart"/>
+      <w:r>
+        <w:rPr>
+          <w:rFonts w:cs="Times New Roman"/>
+          <w:sz w:val="26"/>
+          <w:szCs w:val="26"/>
+        </w:rPr>
+        <w:t>Khắc</w:t>
+      </w:r>
+      <w:proofErr w:type="spellEnd"/>
+      <w:r>
+        <w:rPr>
+          <w:rFonts w:cs="Times New Roman"/>
+          <w:sz w:val="26"/>
+          <w:szCs w:val="26"/>
+        </w:rPr>
+        <w:t xml:space="preserve"> </w:t>
+      </w:r>
+      <w:proofErr w:type="spellStart"/>
+      <w:r>
+        <w:rPr>
+          <w:rFonts w:cs="Times New Roman"/>
+          <w:sz w:val="26"/>
+          <w:szCs w:val="26"/>
+        </w:rPr>
+        <w:t>phục</w:t>
+      </w:r>
+      <w:proofErr w:type="spellEnd"/>
+      <w:r>
+        <w:rPr>
+          <w:rFonts w:cs="Times New Roman"/>
+          <w:sz w:val="26"/>
+          <w:szCs w:val="26"/>
+        </w:rPr>
+        <w:t xml:space="preserve"> </w:t>
+      </w:r>
+      <w:proofErr w:type="spellStart"/>
+      <w:r>
+        <w:rPr>
+          <w:rFonts w:cs="Times New Roman"/>
+          <w:sz w:val="26"/>
+          <w:szCs w:val="26"/>
+        </w:rPr>
+        <w:t>ngay</w:t>
+      </w:r>
+      <w:proofErr w:type="spellEnd"/>
+      <w:r>
+        <w:rPr>
+          <w:rFonts w:cs="Times New Roman"/>
+          <w:sz w:val="26"/>
+          <w:szCs w:val="26"/>
+        </w:rPr>
+        <w:t xml:space="preserve"> (Hotfix): </w:t>
+      </w:r>
+      <w:proofErr w:type="spellStart"/>
+      <w:r>
+        <w:rPr>
+          <w:rFonts w:cs="Times New Roman"/>
+          <w:sz w:val="26"/>
+          <w:szCs w:val="26"/>
+        </w:rPr>
+        <w:t>Sửa</w:t>
+      </w:r>
+      <w:proofErr w:type="spellEnd"/>
+      <w:r>
+        <w:rPr>
+          <w:rFonts w:cs="Times New Roman"/>
+          <w:sz w:val="26"/>
+          <w:szCs w:val="26"/>
+        </w:rPr>
+        <w:t xml:space="preserve"> code logic </w:t>
+      </w:r>
+      <w:proofErr w:type="spellStart"/>
+      <w:r>
+        <w:rPr>
+          <w:rFonts w:cs="Times New Roman"/>
+          <w:sz w:val="26"/>
+          <w:szCs w:val="26"/>
+        </w:rPr>
+        <w:t>trong</w:t>
+      </w:r>
+      <w:proofErr w:type="spellEnd"/>
+      <w:r>
+        <w:rPr>
+          <w:rFonts w:cs="Times New Roman"/>
+          <w:sz w:val="26"/>
+          <w:szCs w:val="26"/>
+        </w:rPr>
+        <w:t xml:space="preserve"> Bai2_Polynomial </w:t>
+      </w:r>
+      <w:proofErr w:type="spellStart"/>
+      <w:r>
+        <w:rPr>
+          <w:rFonts w:cs="Times New Roman"/>
+          <w:sz w:val="26"/>
+          <w:szCs w:val="26"/>
+        </w:rPr>
+        <w:t>và</w:t>
+      </w:r>
+      <w:proofErr w:type="spellEnd"/>
+      <w:r>
+        <w:rPr>
+          <w:rFonts w:cs="Times New Roman"/>
+          <w:sz w:val="26"/>
+          <w:szCs w:val="26"/>
+        </w:rPr>
+        <w:t xml:space="preserve"> Bai3_Radix </w:t>
+      </w:r>
+      <w:proofErr w:type="spellStart"/>
+      <w:r>
+        <w:rPr>
+          <w:rFonts w:cs="Times New Roman"/>
+          <w:sz w:val="26"/>
+          <w:szCs w:val="26"/>
+        </w:rPr>
+        <w:t>để</w:t>
+      </w:r>
+      <w:proofErr w:type="spellEnd"/>
+      <w:r>
+        <w:rPr>
+          <w:rFonts w:cs="Times New Roman"/>
+          <w:sz w:val="26"/>
+          <w:szCs w:val="26"/>
+        </w:rPr>
+        <w:t xml:space="preserve"> </w:t>
+      </w:r>
+      <w:proofErr w:type="spellStart"/>
+      <w:r>
+        <w:rPr>
+          <w:rFonts w:cs="Times New Roman"/>
+          <w:sz w:val="26"/>
+          <w:szCs w:val="26"/>
+        </w:rPr>
+        <w:t>ném</w:t>
+      </w:r>
+      <w:proofErr w:type="spellEnd"/>
+      <w:r>
+        <w:rPr>
+          <w:rFonts w:cs="Times New Roman"/>
+          <w:sz w:val="26"/>
+          <w:szCs w:val="26"/>
+        </w:rPr>
+        <w:t xml:space="preserve"> </w:t>
+      </w:r>
+      <w:proofErr w:type="spellStart"/>
+      <w:r>
+        <w:rPr>
+          <w:rFonts w:cs="Times New Roman"/>
+          <w:sz w:val="26"/>
+          <w:szCs w:val="26"/>
+        </w:rPr>
+        <w:t>ngoại</w:t>
+      </w:r>
+      <w:proofErr w:type="spellEnd"/>
+      <w:r>
+        <w:rPr>
+          <w:rFonts w:cs="Times New Roman"/>
+          <w:sz w:val="26"/>
+          <w:szCs w:val="26"/>
+        </w:rPr>
+        <w:t xml:space="preserve"> </w:t>
+      </w:r>
+      <w:proofErr w:type="spellStart"/>
+      <w:r>
+        <w:rPr>
+          <w:rFonts w:cs="Times New Roman"/>
+          <w:sz w:val="26"/>
+          <w:szCs w:val="26"/>
+        </w:rPr>
+        <w:t>lệ</w:t>
+      </w:r>
+      <w:proofErr w:type="spellEnd"/>
+      <w:r>
+        <w:rPr>
+          <w:rFonts w:cs="Times New Roman"/>
+          <w:sz w:val="26"/>
+          <w:szCs w:val="26"/>
+        </w:rPr>
+        <w:t xml:space="preserve"> </w:t>
+      </w:r>
+      <w:proofErr w:type="spellStart"/>
+      <w:r>
+        <w:rPr>
+          <w:rFonts w:cs="Times New Roman"/>
+          <w:sz w:val="26"/>
+          <w:szCs w:val="26"/>
+        </w:rPr>
+        <w:t>đúng</w:t>
+      </w:r>
+      <w:proofErr w:type="spellEnd"/>
+      <w:r>
+        <w:rPr>
+          <w:rFonts w:cs="Times New Roman"/>
+          <w:sz w:val="26"/>
+          <w:szCs w:val="26"/>
+        </w:rPr>
+        <w:t xml:space="preserve"> </w:t>
+      </w:r>
+      <w:proofErr w:type="spellStart"/>
+      <w:r>
+        <w:rPr>
+          <w:rFonts w:cs="Times New Roman"/>
+          <w:sz w:val="26"/>
+          <w:szCs w:val="26"/>
+        </w:rPr>
+        <w:t>như</w:t>
+      </w:r>
+      <w:proofErr w:type="spellEnd"/>
+      <w:r>
+        <w:rPr>
+          <w:rFonts w:cs="Times New Roman"/>
+          <w:sz w:val="26"/>
+          <w:szCs w:val="26"/>
+        </w:rPr>
+        <w:t xml:space="preserve"> </w:t>
+      </w:r>
+      <w:proofErr w:type="spellStart"/>
+      <w:r>
+        <w:rPr>
+          <w:rFonts w:cs="Times New Roman"/>
+          <w:sz w:val="26"/>
+          <w:szCs w:val="26"/>
+        </w:rPr>
+        <w:t>thiết</w:t>
+      </w:r>
+      <w:proofErr w:type="spellEnd"/>
+      <w:r>
+        <w:rPr>
+          <w:rFonts w:cs="Times New Roman"/>
+          <w:sz w:val="26"/>
+          <w:szCs w:val="26"/>
+        </w:rPr>
+        <w:t xml:space="preserve"> </w:t>
+      </w:r>
+      <w:proofErr w:type="spellStart"/>
+      <w:r>
+        <w:rPr>
+          <w:rFonts w:cs="Times New Roman"/>
+          <w:sz w:val="26"/>
+          <w:szCs w:val="26"/>
+        </w:rPr>
+        <w:t>kế</w:t>
+      </w:r>
+      <w:proofErr w:type="spellEnd"/>
+      <w:r>
+        <w:rPr>
+          <w:rFonts w:cs="Times New Roman"/>
+          <w:sz w:val="26"/>
+          <w:szCs w:val="26"/>
+        </w:rPr>
+        <w:t>.</w:t>
+      </w:r>
+    </w:p>
+    <w:p>
+      <w:pPr>
+        <w:numPr>
+          <w:ilvl w:val="0"/>
+          <w:numId w:val="20"/>
+        </w:numPr>
+        <w:spacing w:line="360" w:lineRule="auto"/>
+        <w:jc w:val="both"/>
+        <w:rPr>
+          <w:rFonts w:cs="Times New Roman"/>
+          <w:sz w:val="26"/>
+          <w:szCs w:val="26"/>
+        </w:rPr>
+      </w:pPr>
+      <w:proofErr w:type="spellStart"/>
+      <w:r>
+        <w:rPr>
+          <w:rFonts w:cs="Times New Roman"/>
+          <w:sz w:val="26"/>
+          <w:szCs w:val="26"/>
+        </w:rPr>
+        <w:t>Cải</w:t>
+      </w:r>
+      <w:proofErr w:type="spellEnd"/>
+      <w:r>
+        <w:rPr>
+          <w:rFonts w:cs="Times New Roman"/>
+          <w:sz w:val="26"/>
+          <w:szCs w:val="26"/>
+        </w:rPr>
+        <w:t xml:space="preserve"> </w:t>
+      </w:r>
+      <w:proofErr w:type="spellStart"/>
+      <w:r>
+        <w:rPr>
+          <w:rFonts w:cs="Times New Roman"/>
+          <w:sz w:val="26"/>
+          <w:szCs w:val="26"/>
+        </w:rPr>
+        <w:t>tiến</w:t>
+      </w:r>
+      <w:proofErr w:type="spellEnd"/>
+      <w:r>
+        <w:rPr>
+          <w:rFonts w:cs="Times New Roman"/>
+          <w:sz w:val="26"/>
+          <w:szCs w:val="26"/>
+        </w:rPr>
+        <w:t xml:space="preserve">: </w:t>
+      </w:r>
+      <w:proofErr w:type="spellStart"/>
+      <w:r>
+        <w:rPr>
+          <w:rFonts w:cs="Times New Roman"/>
+          <w:sz w:val="26"/>
+          <w:szCs w:val="26"/>
+        </w:rPr>
+        <w:t>Bổ</w:t>
+      </w:r>
+      <w:proofErr w:type="spellEnd"/>
+      <w:r>
+        <w:rPr>
+          <w:rFonts w:cs="Times New Roman"/>
+          <w:sz w:val="26"/>
+          <w:szCs w:val="26"/>
+        </w:rPr>
+        <w:t xml:space="preserve"> sung </w:t>
+      </w:r>
+      <w:proofErr w:type="spellStart"/>
+      <w:r>
+        <w:rPr>
+          <w:rFonts w:cs="Times New Roman"/>
+          <w:sz w:val="26"/>
+          <w:szCs w:val="26"/>
+        </w:rPr>
+        <w:t>thêm</w:t>
+      </w:r>
+      <w:proofErr w:type="spellEnd"/>
+      <w:r>
+        <w:rPr>
+          <w:rFonts w:cs="Times New Roman"/>
+          <w:sz w:val="26"/>
+          <w:szCs w:val="26"/>
+        </w:rPr>
+        <w:t xml:space="preserve"> Unit Test </w:t>
+      </w:r>
+      <w:proofErr w:type="spellStart"/>
+      <w:r>
+        <w:rPr>
+          <w:rFonts w:cs="Times New Roman"/>
+          <w:sz w:val="26"/>
+          <w:szCs w:val="26"/>
+        </w:rPr>
+        <w:t>cho</w:t>
+      </w:r>
+      <w:proofErr w:type="spellEnd"/>
+      <w:r>
+        <w:rPr>
+          <w:rFonts w:cs="Times New Roman"/>
+          <w:sz w:val="26"/>
+          <w:szCs w:val="26"/>
+        </w:rPr>
+        <w:t xml:space="preserve"> </w:t>
+      </w:r>
+      <w:proofErr w:type="spellStart"/>
+      <w:r>
+        <w:rPr>
+          <w:rFonts w:cs="Times New Roman"/>
+          <w:sz w:val="26"/>
+          <w:szCs w:val="26"/>
+        </w:rPr>
+        <w:t>các</w:t>
+      </w:r>
+      <w:proofErr w:type="spellEnd"/>
+      <w:r>
+        <w:rPr>
+          <w:rFonts w:cs="Times New Roman"/>
+          <w:sz w:val="26"/>
+          <w:szCs w:val="26"/>
+        </w:rPr>
+        <w:t xml:space="preserve"> </w:t>
+      </w:r>
+      <w:proofErr w:type="spellStart"/>
+      <w:r>
+        <w:rPr>
+          <w:rFonts w:cs="Times New Roman"/>
+          <w:sz w:val="26"/>
+          <w:szCs w:val="26"/>
+        </w:rPr>
+        <w:t>trường</w:t>
+      </w:r>
+      <w:proofErr w:type="spellEnd"/>
+      <w:r>
+        <w:rPr>
+          <w:rFonts w:cs="Times New Roman"/>
+          <w:sz w:val="26"/>
+          <w:szCs w:val="26"/>
+        </w:rPr>
+        <w:t xml:space="preserve"> </w:t>
+      </w:r>
+      <w:proofErr w:type="spellStart"/>
+      <w:r>
+        <w:rPr>
+          <w:rFonts w:cs="Times New Roman"/>
+          <w:sz w:val="26"/>
+          <w:szCs w:val="26"/>
+        </w:rPr>
+        <w:t>hợp</w:t>
+      </w:r>
+      <w:proofErr w:type="spellEnd"/>
+      <w:r>
+        <w:rPr>
+          <w:rFonts w:cs="Times New Roman"/>
+          <w:sz w:val="26"/>
+          <w:szCs w:val="26"/>
+        </w:rPr>
+        <w:t xml:space="preserve"> </w:t>
+      </w:r>
+      <w:proofErr w:type="spellStart"/>
+      <w:r>
+        <w:rPr>
+          <w:rFonts w:cs="Times New Roman"/>
+          <w:sz w:val="26"/>
+          <w:szCs w:val="26"/>
+        </w:rPr>
+        <w:t>biên</w:t>
+      </w:r>
+      <w:proofErr w:type="spellEnd"/>
+      <w:r>
+        <w:rPr>
+          <w:rFonts w:cs="Times New Roman"/>
+          <w:sz w:val="26"/>
+          <w:szCs w:val="26"/>
+        </w:rPr>
+        <w:t xml:space="preserve"> </w:t>
+      </w:r>
+      <w:proofErr w:type="spellStart"/>
+      <w:r>
+        <w:rPr>
+          <w:rFonts w:cs="Times New Roman"/>
+          <w:sz w:val="26"/>
+          <w:szCs w:val="26"/>
+        </w:rPr>
+        <w:t>khác</w:t>
+      </w:r>
+      <w:proofErr w:type="spellEnd"/>
+      <w:r>
+        <w:rPr>
+          <w:rFonts w:cs="Times New Roman"/>
+          <w:sz w:val="26"/>
+          <w:szCs w:val="26"/>
+        </w:rPr>
+        <w:t xml:space="preserve"> </w:t>
+      </w:r>
+      <w:proofErr w:type="spellStart"/>
+      <w:r>
+        <w:rPr>
+          <w:rFonts w:cs="Times New Roman"/>
+          <w:sz w:val="26"/>
+          <w:szCs w:val="26"/>
+        </w:rPr>
+        <w:t>của</w:t>
+      </w:r>
+      <w:proofErr w:type="spellEnd"/>
+      <w:r>
+        <w:rPr>
+          <w:rFonts w:cs="Times New Roman"/>
+          <w:sz w:val="26"/>
+          <w:szCs w:val="26"/>
+        </w:rPr>
+        <w:t xml:space="preserve"> Organization App (</w:t>
+      </w:r>
+      <w:proofErr w:type="spellStart"/>
+      <w:r>
+        <w:rPr>
+          <w:rFonts w:cs="Times New Roman"/>
+          <w:sz w:val="26"/>
+          <w:szCs w:val="26"/>
+        </w:rPr>
+        <w:t>ví</w:t>
+      </w:r>
+      <w:proofErr w:type="spellEnd"/>
+      <w:r>
+        <w:rPr>
+          <w:rFonts w:cs="Times New Roman"/>
+          <w:sz w:val="26"/>
+          <w:szCs w:val="26"/>
+        </w:rPr>
+        <w:t xml:space="preserve"> </w:t>
+      </w:r>
+      <w:proofErr w:type="spellStart"/>
+      <w:r>
+        <w:rPr>
+          <w:rFonts w:cs="Times New Roman"/>
+          <w:sz w:val="26"/>
+          <w:szCs w:val="26"/>
+        </w:rPr>
+        <w:t>dụ</w:t>
+      </w:r>
+      <w:proofErr w:type="spellEnd"/>
+      <w:r>
+        <w:rPr>
+          <w:rFonts w:cs="Times New Roman"/>
+          <w:sz w:val="26"/>
+          <w:szCs w:val="26"/>
+        </w:rPr>
+        <w:t>: SQL Injection, Unicode characters).</w:t>
+      </w:r>
+    </w:p>
+    <w:p>
+      <w:pPr>
+        <w:spacing w:line="360" w:lineRule="auto"/>
+        <w:jc w:val="both"/>
+        <w:rPr>
+          <w:rFonts w:cs="Times New Roman"/>
           <w:sz w:val="26"/>
           <w:szCs w:val="26"/>
         </w:rPr>
@@ -5827,6 +7647,155 @@
     </w:lvl>
   </w:abstractNum>
   <w:abstractNum w:abstractNumId="2" w15:restartNumberingAfterBreak="0">
+    <w:nsid w:val="127C564C"/>
+    <w:multiLevelType w:val="multilevel"/>
+    <w:tmpl w:val="EDB8613A"/>
+    <w:lvl w:ilvl="0">
+      <w:start w:val="1"/>
+      <w:numFmt w:val="bullet"/>
+      <w:lvlText w:val=""/>
+      <w:lvlJc w:val="left"/>
+      <w:pPr>
+        <w:tabs>
+          <w:tab w:val="num" w:pos="720"/>
+        </w:tabs>
+        <w:ind w:left="720" w:hanging="360"/>
+      </w:pPr>
+      <w:rPr>
+        <w:rFonts w:ascii="Symbol" w:hAnsi="Symbol" w:hint="default"/>
+        <w:sz w:val="20"/>
+      </w:rPr>
+    </w:lvl>
+    <w:lvl w:ilvl="1" w:tentative="1">
+      <w:start w:val="1"/>
+      <w:numFmt w:val="bullet"/>
+      <w:lvlText w:val="o"/>
+      <w:lvlJc w:val="left"/>
+      <w:pPr>
+        <w:tabs>
+          <w:tab w:val="num" w:pos="1440"/>
+        </w:tabs>
+        <w:ind w:left="1440" w:hanging="360"/>
+      </w:pPr>
+      <w:rPr>
+        <w:rFonts w:ascii="Courier New" w:hAnsi="Courier New" w:hint="default"/>
+        <w:sz w:val="20"/>
+      </w:rPr>
+    </w:lvl>
+    <w:lvl w:ilvl="2" w:tentative="1">
+      <w:start w:val="1"/>
+      <w:numFmt w:val="bullet"/>
+      <w:lvlText w:val=""/>
+      <w:lvlJc w:val="left"/>
+      <w:pPr>
+        <w:tabs>
+          <w:tab w:val="num" w:pos="2160"/>
+        </w:tabs>
+        <w:ind w:left="2160" w:hanging="360"/>
+      </w:pPr>
+      <w:rPr>
+        <w:rFonts w:ascii="Wingdings" w:hAnsi="Wingdings" w:hint="default"/>
+        <w:sz w:val="20"/>
+      </w:rPr>
+    </w:lvl>
+    <w:lvl w:ilvl="3" w:tentative="1">
+      <w:start w:val="1"/>
+      <w:numFmt w:val="bullet"/>
+      <w:lvlText w:val=""/>
+      <w:lvlJc w:val="left"/>
+      <w:pPr>
+        <w:tabs>
+          <w:tab w:val="num" w:pos="2880"/>
+        </w:tabs>
+        <w:ind w:left="2880" w:hanging="360"/>
+      </w:pPr>
+      <w:rPr>
+        <w:rFonts w:ascii="Wingdings" w:hAnsi="Wingdings" w:hint="default"/>
+        <w:sz w:val="20"/>
+      </w:rPr>
+    </w:lvl>
+    <w:lvl w:ilvl="4" w:tentative="1">
+      <w:start w:val="1"/>
+      <w:numFmt w:val="bullet"/>
+      <w:lvlText w:val=""/>
+      <w:lvlJc w:val="left"/>
+      <w:pPr>
+        <w:tabs>
+          <w:tab w:val="num" w:pos="3600"/>
+        </w:tabs>
+        <w:ind w:left="3600" w:hanging="360"/>
+      </w:pPr>
+      <w:rPr>
+        <w:rFonts w:ascii="Wingdings" w:hAnsi="Wingdings" w:hint="default"/>
+        <w:sz w:val="20"/>
+      </w:rPr>
+    </w:lvl>
+    <w:lvl w:ilvl="5" w:tentative="1">
+      <w:start w:val="1"/>
+      <w:numFmt w:val="bullet"/>
+      <w:lvlText w:val=""/>
+      <w:lvlJc w:val="left"/>
+      <w:pPr>
+        <w:tabs>
+          <w:tab w:val="num" w:pos="4320"/>
+        </w:tabs>
+        <w:ind w:left="4320" w:hanging="360"/>
+      </w:pPr>
+      <w:rPr>
+        <w:rFonts w:ascii="Wingdings" w:hAnsi="Wingdings" w:hint="default"/>
+        <w:sz w:val="20"/>
+      </w:rPr>
+    </w:lvl>
+    <w:lvl w:ilvl="6" w:tentative="1">
+      <w:start w:val="1"/>
+      <w:numFmt w:val="bullet"/>
+      <w:lvlText w:val=""/>
+      <w:lvlJc w:val="left"/>
+      <w:pPr>
+        <w:tabs>
+          <w:tab w:val="num" w:pos="5040"/>
+        </w:tabs>
+        <w:ind w:left="5040" w:hanging="360"/>
+      </w:pPr>
+      <w:rPr>
+        <w:rFonts w:ascii="Wingdings" w:hAnsi="Wingdings" w:hint="default"/>
+        <w:sz w:val="20"/>
+      </w:rPr>
+    </w:lvl>
+    <w:lvl w:ilvl="7" w:tentative="1">
+      <w:start w:val="1"/>
+      <w:numFmt w:val="bullet"/>
+      <w:lvlText w:val=""/>
+      <w:lvlJc w:val="left"/>
+      <w:pPr>
+        <w:tabs>
+          <w:tab w:val="num" w:pos="5760"/>
+        </w:tabs>
+        <w:ind w:left="5760" w:hanging="360"/>
+      </w:pPr>
+      <w:rPr>
+        <w:rFonts w:ascii="Wingdings" w:hAnsi="Wingdings" w:hint="default"/>
+        <w:sz w:val="20"/>
+      </w:rPr>
+    </w:lvl>
+    <w:lvl w:ilvl="8" w:tentative="1">
+      <w:start w:val="1"/>
+      <w:numFmt w:val="bullet"/>
+      <w:lvlText w:val=""/>
+      <w:lvlJc w:val="left"/>
+      <w:pPr>
+        <w:tabs>
+          <w:tab w:val="num" w:pos="6480"/>
+        </w:tabs>
+        <w:ind w:left="6480" w:hanging="360"/>
+      </w:pPr>
+      <w:rPr>
+        <w:rFonts w:ascii="Wingdings" w:hAnsi="Wingdings" w:hint="default"/>
+        <w:sz w:val="20"/>
+      </w:rPr>
+    </w:lvl>
+  </w:abstractNum>
+  <w:abstractNum w:abstractNumId="3" w15:restartNumberingAfterBreak="0">
     <w:nsid w:val="15A63248"/>
     <w:multiLevelType w:val="hybridMultilevel"/>
     <w:tmpl w:val="A20630F0"/>
@@ -5938,7 +7907,7 @@
       </w:rPr>
     </w:lvl>
   </w:abstractNum>
-  <w:abstractNum w:abstractNumId="3" w15:restartNumberingAfterBreak="0">
+  <w:abstractNum w:abstractNumId="4" w15:restartNumberingAfterBreak="0">
     <w:nsid w:val="182868DB"/>
     <w:multiLevelType w:val="multilevel"/>
     <w:tmpl w:val="B658E5B4"/>
@@ -6083,7 +8052,7 @@
       </w:rPr>
     </w:lvl>
   </w:abstractNum>
-  <w:abstractNum w:abstractNumId="4" w15:restartNumberingAfterBreak="0">
+  <w:abstractNum w:abstractNumId="5" w15:restartNumberingAfterBreak="0">
     <w:nsid w:val="18B63F5F"/>
     <w:multiLevelType w:val="multilevel"/>
     <w:tmpl w:val="E3BE9A5C"/>
@@ -6232,7 +8201,7 @@
       </w:rPr>
     </w:lvl>
   </w:abstractNum>
-  <w:abstractNum w:abstractNumId="5" w15:restartNumberingAfterBreak="0">
+  <w:abstractNum w:abstractNumId="6" w15:restartNumberingAfterBreak="0">
     <w:nsid w:val="1AA157A4"/>
     <w:multiLevelType w:val="hybridMultilevel"/>
     <w:tmpl w:val="E2E2917A"/>
@@ -6345,7 +8314,7 @@
       </w:rPr>
     </w:lvl>
   </w:abstractNum>
-  <w:abstractNum w:abstractNumId="6" w15:restartNumberingAfterBreak="0">
+  <w:abstractNum w:abstractNumId="7" w15:restartNumberingAfterBreak="0">
     <w:nsid w:val="1BB179E2"/>
     <w:multiLevelType w:val="multilevel"/>
     <w:tmpl w:val="32987D18"/>
@@ -6494,7 +8463,7 @@
       </w:rPr>
     </w:lvl>
   </w:abstractNum>
-  <w:abstractNum w:abstractNumId="7" w15:restartNumberingAfterBreak="0">
+  <w:abstractNum w:abstractNumId="8" w15:restartNumberingAfterBreak="0">
     <w:nsid w:val="2A2B5DB8"/>
     <w:multiLevelType w:val="hybridMultilevel"/>
     <w:tmpl w:val="2A0A25A6"/>
@@ -6607,7 +8576,7 @@
       </w:rPr>
     </w:lvl>
   </w:abstractNum>
-  <w:abstractNum w:abstractNumId="8" w15:restartNumberingAfterBreak="0">
+  <w:abstractNum w:abstractNumId="9" w15:restartNumberingAfterBreak="0">
     <w:nsid w:val="317640B2"/>
     <w:multiLevelType w:val="hybridMultilevel"/>
     <w:tmpl w:val="241E1F82"/>
@@ -6720,7 +8689,7 @@
       </w:rPr>
     </w:lvl>
   </w:abstractNum>
-  <w:abstractNum w:abstractNumId="9" w15:restartNumberingAfterBreak="0">
+  <w:abstractNum w:abstractNumId="10" w15:restartNumberingAfterBreak="0">
     <w:nsid w:val="34043E7D"/>
     <w:multiLevelType w:val="multilevel"/>
     <w:tmpl w:val="F1DC24C6"/>
@@ -6833,7 +8802,7 @@
       </w:pPr>
     </w:lvl>
   </w:abstractNum>
-  <w:abstractNum w:abstractNumId="10" w15:restartNumberingAfterBreak="0">
+  <w:abstractNum w:abstractNumId="11" w15:restartNumberingAfterBreak="0">
     <w:nsid w:val="345B572F"/>
     <w:multiLevelType w:val="multilevel"/>
     <w:tmpl w:val="B61E41C2"/>
@@ -6982,7 +8951,7 @@
       </w:rPr>
     </w:lvl>
   </w:abstractNum>
-  <w:abstractNum w:abstractNumId="11" w15:restartNumberingAfterBreak="0">
+  <w:abstractNum w:abstractNumId="12" w15:restartNumberingAfterBreak="0">
     <w:nsid w:val="3C140F1C"/>
     <w:multiLevelType w:val="hybridMultilevel"/>
     <w:tmpl w:val="8AF43044"/>
@@ -7095,7 +9064,7 @@
       </w:rPr>
     </w:lvl>
   </w:abstractNum>
-  <w:abstractNum w:abstractNumId="12" w15:restartNumberingAfterBreak="0">
+  <w:abstractNum w:abstractNumId="13" w15:restartNumberingAfterBreak="0">
     <w:nsid w:val="473A44D5"/>
     <w:multiLevelType w:val="multilevel"/>
     <w:tmpl w:val="E21CF9CA"/>
@@ -7244,7 +9213,156 @@
       </w:rPr>
     </w:lvl>
   </w:abstractNum>
-  <w:abstractNum w:abstractNumId="13" w15:restartNumberingAfterBreak="0">
+  <w:abstractNum w:abstractNumId="14" w15:restartNumberingAfterBreak="0">
+    <w:nsid w:val="48CE52D8"/>
+    <w:multiLevelType w:val="multilevel"/>
+    <w:tmpl w:val="CD721198"/>
+    <w:lvl w:ilvl="0">
+      <w:start w:val="1"/>
+      <w:numFmt w:val="bullet"/>
+      <w:lvlText w:val=""/>
+      <w:lvlJc w:val="left"/>
+      <w:pPr>
+        <w:tabs>
+          <w:tab w:val="num" w:pos="720"/>
+        </w:tabs>
+        <w:ind w:left="720" w:hanging="360"/>
+      </w:pPr>
+      <w:rPr>
+        <w:rFonts w:ascii="Symbol" w:hAnsi="Symbol" w:hint="default"/>
+        <w:sz w:val="20"/>
+      </w:rPr>
+    </w:lvl>
+    <w:lvl w:ilvl="1" w:tentative="1">
+      <w:start w:val="1"/>
+      <w:numFmt w:val="bullet"/>
+      <w:lvlText w:val="o"/>
+      <w:lvlJc w:val="left"/>
+      <w:pPr>
+        <w:tabs>
+          <w:tab w:val="num" w:pos="1440"/>
+        </w:tabs>
+        <w:ind w:left="1440" w:hanging="360"/>
+      </w:pPr>
+      <w:rPr>
+        <w:rFonts w:ascii="Courier New" w:hAnsi="Courier New" w:hint="default"/>
+        <w:sz w:val="20"/>
+      </w:rPr>
+    </w:lvl>
+    <w:lvl w:ilvl="2" w:tentative="1">
+      <w:start w:val="1"/>
+      <w:numFmt w:val="bullet"/>
+      <w:lvlText w:val=""/>
+      <w:lvlJc w:val="left"/>
+      <w:pPr>
+        <w:tabs>
+          <w:tab w:val="num" w:pos="2160"/>
+        </w:tabs>
+        <w:ind w:left="2160" w:hanging="360"/>
+      </w:pPr>
+      <w:rPr>
+        <w:rFonts w:ascii="Wingdings" w:hAnsi="Wingdings" w:hint="default"/>
+        <w:sz w:val="20"/>
+      </w:rPr>
+    </w:lvl>
+    <w:lvl w:ilvl="3" w:tentative="1">
+      <w:start w:val="1"/>
+      <w:numFmt w:val="bullet"/>
+      <w:lvlText w:val=""/>
+      <w:lvlJc w:val="left"/>
+      <w:pPr>
+        <w:tabs>
+          <w:tab w:val="num" w:pos="2880"/>
+        </w:tabs>
+        <w:ind w:left="2880" w:hanging="360"/>
+      </w:pPr>
+      <w:rPr>
+        <w:rFonts w:ascii="Wingdings" w:hAnsi="Wingdings" w:hint="default"/>
+        <w:sz w:val="20"/>
+      </w:rPr>
+    </w:lvl>
+    <w:lvl w:ilvl="4" w:tentative="1">
+      <w:start w:val="1"/>
+      <w:numFmt w:val="bullet"/>
+      <w:lvlText w:val=""/>
+      <w:lvlJc w:val="left"/>
+      <w:pPr>
+        <w:tabs>
+          <w:tab w:val="num" w:pos="3600"/>
+        </w:tabs>
+        <w:ind w:left="3600" w:hanging="360"/>
+      </w:pPr>
+      <w:rPr>
+        <w:rFonts w:ascii="Wingdings" w:hAnsi="Wingdings" w:hint="default"/>
+        <w:sz w:val="20"/>
+      </w:rPr>
+    </w:lvl>
+    <w:lvl w:ilvl="5" w:tentative="1">
+      <w:start w:val="1"/>
+      <w:numFmt w:val="bullet"/>
+      <w:lvlText w:val=""/>
+      <w:lvlJc w:val="left"/>
+      <w:pPr>
+        <w:tabs>
+          <w:tab w:val="num" w:pos="4320"/>
+        </w:tabs>
+        <w:ind w:left="4320" w:hanging="360"/>
+      </w:pPr>
+      <w:rPr>
+        <w:rFonts w:ascii="Wingdings" w:hAnsi="Wingdings" w:hint="default"/>
+        <w:sz w:val="20"/>
+      </w:rPr>
+    </w:lvl>
+    <w:lvl w:ilvl="6" w:tentative="1">
+      <w:start w:val="1"/>
+      <w:numFmt w:val="bullet"/>
+      <w:lvlText w:val=""/>
+      <w:lvlJc w:val="left"/>
+      <w:pPr>
+        <w:tabs>
+          <w:tab w:val="num" w:pos="5040"/>
+        </w:tabs>
+        <w:ind w:left="5040" w:hanging="360"/>
+      </w:pPr>
+      <w:rPr>
+        <w:rFonts w:ascii="Wingdings" w:hAnsi="Wingdings" w:hint="default"/>
+        <w:sz w:val="20"/>
+      </w:rPr>
+    </w:lvl>
+    <w:lvl w:ilvl="7" w:tentative="1">
+      <w:start w:val="1"/>
+      <w:numFmt w:val="bullet"/>
+      <w:lvlText w:val=""/>
+      <w:lvlJc w:val="left"/>
+      <w:pPr>
+        <w:tabs>
+          <w:tab w:val="num" w:pos="5760"/>
+        </w:tabs>
+        <w:ind w:left="5760" w:hanging="360"/>
+      </w:pPr>
+      <w:rPr>
+        <w:rFonts w:ascii="Wingdings" w:hAnsi="Wingdings" w:hint="default"/>
+        <w:sz w:val="20"/>
+      </w:rPr>
+    </w:lvl>
+    <w:lvl w:ilvl="8" w:tentative="1">
+      <w:start w:val="1"/>
+      <w:numFmt w:val="bullet"/>
+      <w:lvlText w:val=""/>
+      <w:lvlJc w:val="left"/>
+      <w:pPr>
+        <w:tabs>
+          <w:tab w:val="num" w:pos="6480"/>
+        </w:tabs>
+        <w:ind w:left="6480" w:hanging="360"/>
+      </w:pPr>
+      <w:rPr>
+        <w:rFonts w:ascii="Wingdings" w:hAnsi="Wingdings" w:hint="default"/>
+        <w:sz w:val="20"/>
+      </w:rPr>
+    </w:lvl>
+  </w:abstractNum>
+  <w:abstractNum w:abstractNumId="15" w15:restartNumberingAfterBreak="0">
     <w:nsid w:val="51543F41"/>
     <w:multiLevelType w:val="hybridMultilevel"/>
     <w:tmpl w:val="C362F802"/>
@@ -7357,7 +9475,7 @@
       </w:rPr>
     </w:lvl>
   </w:abstractNum>
-  <w:abstractNum w:abstractNumId="14" w15:restartNumberingAfterBreak="0">
+  <w:abstractNum w:abstractNumId="16" w15:restartNumberingAfterBreak="0">
     <w:nsid w:val="51D35FB5"/>
     <w:multiLevelType w:val="multilevel"/>
     <w:tmpl w:val="E806DC84"/>
@@ -7502,7 +9620,7 @@
       </w:rPr>
     </w:lvl>
   </w:abstractNum>
-  <w:abstractNum w:abstractNumId="15" w15:restartNumberingAfterBreak="0">
+  <w:abstractNum w:abstractNumId="17" w15:restartNumberingAfterBreak="0">
     <w:nsid w:val="5B0F069F"/>
     <w:multiLevelType w:val="hybridMultilevel"/>
     <w:tmpl w:val="D76CD458"/>
@@ -7615,7 +9733,7 @@
       </w:rPr>
     </w:lvl>
   </w:abstractNum>
-  <w:abstractNum w:abstractNumId="16" w15:restartNumberingAfterBreak="0">
+  <w:abstractNum w:abstractNumId="18" w15:restartNumberingAfterBreak="0">
     <w:nsid w:val="5EBA50AF"/>
     <w:multiLevelType w:val="multilevel"/>
     <w:tmpl w:val="2C983174"/>
@@ -7764,7 +9882,7 @@
       </w:rPr>
     </w:lvl>
   </w:abstractNum>
-  <w:abstractNum w:abstractNumId="17" w15:restartNumberingAfterBreak="0">
+  <w:abstractNum w:abstractNumId="19" w15:restartNumberingAfterBreak="0">
     <w:nsid w:val="645136FF"/>
     <w:multiLevelType w:val="hybridMultilevel"/>
     <w:tmpl w:val="121ACD2A"/>
@@ -7878,58 +9996,64 @@
     </w:lvl>
   </w:abstractNum>
   <w:num w:numId="1" w16cid:durableId="990015994">
-    <w:abstractNumId w:val="16"/>
+    <w:abstractNumId w:val="18"/>
   </w:num>
   <w:num w:numId="2" w16cid:durableId="661857987">
-    <w:abstractNumId w:val="12"/>
+    <w:abstractNumId w:val="13"/>
   </w:num>
   <w:num w:numId="3" w16cid:durableId="992217780">
-    <w:abstractNumId w:val="13"/>
+    <w:abstractNumId w:val="15"/>
   </w:num>
   <w:num w:numId="4" w16cid:durableId="490830239">
-    <w:abstractNumId w:val="2"/>
+    <w:abstractNumId w:val="3"/>
   </w:num>
   <w:num w:numId="5" w16cid:durableId="540023839">
-    <w:abstractNumId w:val="8"/>
+    <w:abstractNumId w:val="9"/>
   </w:num>
   <w:num w:numId="6" w16cid:durableId="910968863">
     <w:abstractNumId w:val="1"/>
   </w:num>
   <w:num w:numId="7" w16cid:durableId="514921279">
-    <w:abstractNumId w:val="9"/>
+    <w:abstractNumId w:val="10"/>
   </w:num>
   <w:num w:numId="8" w16cid:durableId="1153831145">
-    <w:abstractNumId w:val="6"/>
+    <w:abstractNumId w:val="7"/>
   </w:num>
   <w:num w:numId="9" w16cid:durableId="1845054062">
     <w:abstractNumId w:val="0"/>
   </w:num>
   <w:num w:numId="10" w16cid:durableId="766854055">
+    <w:abstractNumId w:val="5"/>
+  </w:num>
+  <w:num w:numId="11" w16cid:durableId="1704400414">
     <w:abstractNumId w:val="4"/>
   </w:num>
-  <w:num w:numId="11" w16cid:durableId="1704400414">
-    <w:abstractNumId w:val="3"/>
+  <w:num w:numId="12" w16cid:durableId="1413241167">
+    <w:abstractNumId w:val="19"/>
   </w:num>
-  <w:num w:numId="12" w16cid:durableId="1413241167">
+  <w:num w:numId="13" w16cid:durableId="712268338">
     <w:abstractNumId w:val="17"/>
   </w:num>
-  <w:num w:numId="13" w16cid:durableId="712268338">
-    <w:abstractNumId w:val="15"/>
+  <w:num w:numId="14" w16cid:durableId="1699233183">
+    <w:abstractNumId w:val="12"/>
   </w:num>
-  <w:num w:numId="14" w16cid:durableId="1699233183">
+  <w:num w:numId="15" w16cid:durableId="815684034">
+    <w:abstractNumId w:val="8"/>
+  </w:num>
+  <w:num w:numId="16" w16cid:durableId="2033263309">
     <w:abstractNumId w:val="11"/>
   </w:num>
-  <w:num w:numId="15" w16cid:durableId="815684034">
-    <w:abstractNumId w:val="7"/>
-  </w:num>
-  <w:num w:numId="16" w16cid:durableId="2033263309">
-    <w:abstractNumId w:val="10"/>
-  </w:num>
   <w:num w:numId="17" w16cid:durableId="1707638231">
-    <w:abstractNumId w:val="14"/>
+    <w:abstractNumId w:val="16"/>
   </w:num>
   <w:num w:numId="18" w16cid:durableId="212544832">
-    <w:abstractNumId w:val="5"/>
+    <w:abstractNumId w:val="6"/>
+  </w:num>
+  <w:num w:numId="19" w16cid:durableId="879628090">
+    <w:abstractNumId w:val="2"/>
+  </w:num>
+  <w:num w:numId="20" w16cid:durableId="489568017">
+    <w:abstractNumId w:val="14"/>
   </w:num>
 </w:numbering>
 </file>
